--- a/docs/cadrage/equipe-17-customer-journey-v1.0.docx
+++ b/docs/cadrage/equipe-17-customer-journey-v1.0.docx
@@ -426,28 +426,6 @@
                 <w:lang w:val="fr-FR"/>
               </w:rPr>
             </w:r>
-            <w:r>
-              <w:rPr>
-                <w:rFonts w:ascii="Arial" w:hAnsi="Arial" w:eastAsia="Arial" w:cs="Arial"/>
-                <w:i/>
-                <w:iCs/>
-                <w:color w:val="555555"/>
-                <w:sz w:val="17"/>
-                <w:szCs w:val="17"/>
-                <w:lang w:val="fr-FR"/>
-              </w:rPr>
-            </w:r>
-            <w:r>
-              <w:rPr>
-                <w:rFonts w:ascii="Arial" w:hAnsi="Arial" w:eastAsia="Arial" w:cs="Arial"/>
-                <w:i/>
-                <w:iCs/>
-                <w:color w:val="555555"/>
-                <w:sz w:val="17"/>
-                <w:szCs w:val="17"/>
-                <w:lang w:val="fr-FR"/>
-              </w:rPr>
-            </w:r>
             <w:r/>
           </w:p>
         </w:tc>
@@ -717,7 +695,7 @@
                 <w:szCs w:val="17"/>
                 <w:lang w:val="fr-FR"/>
               </w:rPr>
-              <w:t xml:space="preserve">/06</w:t>
+              <w:t xml:space="preserve">/06/</w:t>
             </w:r>
             <w:r>
               <w:rPr>
@@ -856,7 +834,7 @@
                 <w:sz w:val="17"/>
                 <w:szCs w:val="17"/>
               </w:rPr>
-              <w:t xml:space="preserve">[ Draft · En revue PO · Validé PO · Archivé ]</w:t>
+              <w:t xml:space="preserve">Draft</w:t>
             </w:r>
             <w:r>
               <w:rPr>
@@ -959,7 +937,7 @@
           <w:sz w:val="18"/>
           <w:szCs w:val="18"/>
         </w:rPr>
-        <w:t xml:space="preserve">Ce document contient 3 parcours, alignés sur les 3 personas : Léa Martin (étudiante, cible primaire), Mme Lefèvre (enseignante, cible secondaire émergente J1), M. David Chen (directeur d'établissement, cycle B2B).</w:t>
+        <w:t xml:space="preserve">Ce document contient 3 parcours, alignés sur les 3 personas : Thomas Martin (étudiant, cible primaire), Mme Lefèvre (enseignante, cible secondaire émergente J1), M. David Chen (directeur d'établissement, cycle B2B).</w:t>
       </w:r>
       <w:r/>
     </w:p>
@@ -1075,7 +1053,7 @@
           <w:sz w:val="32"/>
           <w:szCs w:val="32"/>
         </w:rPr>
-        <w:t xml:space="preserve">1. Parcours Étudiant — Léa Martin (cible primaire)</w:t>
+        <w:t xml:space="preserve">1. Parcours Étudiant — Thomas Martin (cible primaire)</w:t>
       </w:r>
       <w:r/>
     </w:p>
@@ -1117,7 +1095,7 @@
           <w:sz w:val="17"/>
           <w:szCs w:val="17"/>
         </w:rPr>
-        <w:t xml:space="preserve">Décrire comment Léa découvre, utilise et adopte (ou abandonne) EduTutor IA. Repérer le moment de décrochage potentiel.</w:t>
+        <w:t xml:space="preserve">Décrire comment Thomas découvre, utilise et adopte (ou abandonne) EduTutor IA. Repérer le moment de décrochage potentiel.</w:t>
       </w:r>
       <w:r/>
     </w:p>
@@ -1873,7 +1851,7 @@
                 <w:sz w:val="17"/>
                 <w:szCs w:val="17"/>
               </w:rPr>
-              <w:t xml:space="preserve">« J'ai gagné au moins 2h/semaine. Et je me sens plus prête pour les partiels. »</w:t>
+              <w:t xml:space="preserve">« J'ai gagné au moins 2h/semaine. Et je me sens plus prêt pour les partiels. »</w:t>
             </w:r>
             <w:r/>
           </w:p>
@@ -1994,7 +1972,26 @@
                 <w:sz w:val="17"/>
                 <w:szCs w:val="17"/>
               </w:rPr>
-              <w:t xml:space="preserve">😐 Curieuse, sceptique</w:t>
+              <w:t xml:space="preserve">😐 Curieu</w:t>
+            </w:r>
+            <w:r>
+              <w:rPr>
+                <w:rFonts w:ascii="Arial" w:hAnsi="Arial" w:eastAsia="Arial" w:cs="Arial"/>
+                <w:color w:val="1a1a1a"/>
+                <w:sz w:val="17"/>
+                <w:szCs w:val="17"/>
+                <w:lang w:val="fr-FR"/>
+              </w:rPr>
+              <w:t xml:space="preserve">x</w:t>
+            </w:r>
+            <w:r>
+              <w:rPr>
+                <w:rFonts w:ascii="Arial" w:hAnsi="Arial" w:eastAsia="Arial" w:cs="Arial"/>
+                <w:color w:val="1a1a1a"/>
+                <w:sz w:val="17"/>
+                <w:szCs w:val="17"/>
+              </w:rPr>
+              <w:t xml:space="preserve">, sceptique</w:t>
             </w:r>
             <w:r/>
           </w:p>
@@ -2070,7 +2067,26 @@
                 <w:sz w:val="17"/>
                 <w:szCs w:val="17"/>
               </w:rPr>
-              <w:t xml:space="preserve">😐 Anxieuse → 😊 Soulagée</w:t>
+              <w:t xml:space="preserve">😐 Anxieu</w:t>
+            </w:r>
+            <w:r>
+              <w:rPr>
+                <w:rFonts w:ascii="Arial" w:hAnsi="Arial" w:eastAsia="Arial" w:cs="Arial"/>
+                <w:color w:val="1a1a1a"/>
+                <w:sz w:val="17"/>
+                <w:szCs w:val="17"/>
+                <w:lang w:val="fr-FR"/>
+              </w:rPr>
+              <w:t xml:space="preserve">x</w:t>
+            </w:r>
+            <w:r>
+              <w:rPr>
+                <w:rFonts w:ascii="Arial" w:hAnsi="Arial" w:eastAsia="Arial" w:cs="Arial"/>
+                <w:color w:val="1a1a1a"/>
+                <w:sz w:val="17"/>
+                <w:szCs w:val="17"/>
+              </w:rPr>
+              <w:t xml:space="preserve"> → 😊 Soulagé</w:t>
             </w:r>
             <w:r/>
           </w:p>
@@ -2108,7 +2124,7 @@
                 <w:sz w:val="17"/>
                 <w:szCs w:val="17"/>
               </w:rPr>
-              <w:t xml:space="preserve">😊 Confiante, satisfaite</w:t>
+              <w:t xml:space="preserve">😊 Confiant, satisfait</w:t>
             </w:r>
             <w:r/>
           </w:p>
@@ -3440,7 +3456,7 @@
                 <w:sz w:val="17"/>
                 <w:szCs w:val="17"/>
               </w:rPr>
-              <w:t xml:space="preserve">😐 Curieuse, prudente</w:t>
+              <w:t xml:space="preserve">😐 Curieux, prudent</w:t>
             </w:r>
             <w:r/>
           </w:p>
@@ -3478,7 +3494,7 @@
                 <w:sz w:val="17"/>
                 <w:szCs w:val="17"/>
               </w:rPr>
-              <w:t xml:space="preserve">😡 Impatiente</w:t>
+              <w:t xml:space="preserve">😡 Impatient</w:t>
             </w:r>
             <w:r/>
           </w:p>
@@ -3516,7 +3532,7 @@
                 <w:sz w:val="17"/>
                 <w:szCs w:val="17"/>
               </w:rPr>
-              <w:t xml:space="preserve">😐 Vigilante → 😊 Étonnée</w:t>
+              <w:t xml:space="preserve">😐 Vigilant → 😊 Étonné</w:t>
             </w:r>
             <w:r/>
           </w:p>
@@ -3554,7 +3570,17 @@
                 <w:sz w:val="17"/>
                 <w:szCs w:val="17"/>
               </w:rPr>
-              <w:t xml:space="preserve">😊 Satisfaite, productive</w:t>
+              <w:t xml:space="preserve">😊 Satisfait, producti</w:t>
+            </w:r>
+            <w:r>
+              <w:rPr>
+                <w:rFonts w:ascii="Arial" w:hAnsi="Arial" w:eastAsia="Arial" w:cs="Arial"/>
+                <w:color w:val="1a1a1a"/>
+                <w:sz w:val="17"/>
+                <w:szCs w:val="17"/>
+                <w:lang w:val="fr-FR"/>
+              </w:rPr>
+              <w:t xml:space="preserve">f</w:t>
             </w:r>
             <w:r/>
           </w:p>
@@ -3592,7 +3618,7 @@
                 <w:sz w:val="17"/>
                 <w:szCs w:val="17"/>
               </w:rPr>
-              <w:t xml:space="preserve">😊 Convaincue, militante</w:t>
+              <w:t xml:space="preserve">😊 Convaincu, militant</w:t>
             </w:r>
             <w:r/>
           </w:p>
@@ -5575,7 +5601,7 @@
                 <w:sz w:val="17"/>
                 <w:szCs w:val="17"/>
               </w:rPr>
-              <w:t xml:space="preserve">Léa Martin (étudiante)</w:t>
+              <w:t xml:space="preserve">Thomas Martin (étudiante)</w:t>
             </w:r>
             <w:r/>
           </w:p>
@@ -5738,7 +5764,7 @@
                 <w:sz w:val="17"/>
                 <w:szCs w:val="17"/>
               </w:rPr>
-              <w:t xml:space="preserve">😐 Curieuse, sceptique</w:t>
+              <w:t xml:space="preserve">😐 Curieux, sceptique</w:t>
             </w:r>
             <w:r/>
           </w:p>
@@ -5776,7 +5802,7 @@
                 <w:sz w:val="17"/>
                 <w:szCs w:val="17"/>
               </w:rPr>
-              <w:t xml:space="preserve">😐 Curieuse, prudente</w:t>
+              <w:t xml:space="preserve">😐 Curieux, prudent</w:t>
             </w:r>
             <w:r/>
           </w:p>
@@ -6500,7 +6526,7 @@
           <w:sz w:val="17"/>
           <w:szCs w:val="17"/>
         </w:rPr>
-        <w:t xml:space="preserve">(d'après les 3 parcours) : l'étape 2 cumule les frictions les plus fortes (Léa vigilante, Mme Lefèvre impatiente, M. Chen méticuleux). C'est le moment de tous les décrochages. Améliorer l'inscription/évaluation = effet de levier produit maximum.</w:t>
+        <w:t xml:space="preserve">(d'après les 3 parcours) : l'étape 2 cumule les frictions les plus fortes (Thomas vigilante, Mme Lefèvre impatiente, M. Chen méticuleux). C'est le moment de tous les décrochages. Améliorer l'inscription/évaluation = effet de levier produit maximum.</w:t>
       </w:r>
       <w:r/>
     </w:p>
